--- a/Farm_Master_SDD_Stage6.docx
+++ b/Farm_Master_SDD_Stage6.docx
@@ -2234,6 +2234,59 @@
         <w:t>Images live on local disk (gitignored uploads/ directory), not cloud object storage -- fine for the pilot, not for a real multi-instance deployment.</w:t>
       </w:r>
     </w:p>
+    <w:p>
+      <w:pPr>
+        <w:pStyle w:val="Heading1"/>
+      </w:pPr>
+      <w:r>
+        <w:t>33. Schema Migrations With Alembic (11 October 2026)</w:t>
+      </w:r>
+    </w:p>
+    <w:p>
+      <w:r>
+        <w:t>Until this pass the schema was created by Base.metadata.create_all() at startup. That can add new tables, but it can never add a column or an enum value to an existing table, so every earlier schema change on an existing database relied on a dropped-and-recreated database. The CEO platform demo alignment adds columns to users, buyer_requirements and commitment_fee_payments, so Alembic was introduced (decision D6 in docs/ceo-demo-gap-report.md, flagged as a new dependency as the brief requires).</w:t>
+      </w:r>
+    </w:p>
+    <w:p>
+      <w:pPr>
+        <w:pStyle w:val="ListBullet"/>
+      </w:pPr>
+      <w:r>
+        <w:t>migrations/versions/0001_baseline is an autogenerated snapshot of the Stage 6 schema exactly as of commit f03fc41.</w:t>
+      </w:r>
+    </w:p>
+    <w:p>
+      <w:pPr>
+        <w:pStyle w:val="ListBullet"/>
+      </w:pPr>
+      <w:r>
+        <w:t>app/migrate.py runs at startup in place of create_all. If the database already has the users table but no alembic_version table (built by create_all before this change), it is stamped at 0001_baseline first, so only later revisions run.</w:t>
+      </w:r>
+    </w:p>
+    <w:p>
+      <w:pPr>
+        <w:pStyle w:val="ListBullet"/>
+      </w:pPr>
+      <w:r>
+        <w:t>alembic.ini carries no database URL. migrations/env.py always reads FARM_MASTER_DATABASE_URL via app.database, so a migration can never target a different database than the app.</w:t>
+      </w:r>
+    </w:p>
+    <w:p>
+      <w:pPr>
+        <w:pStyle w:val="ListBullet"/>
+      </w:pPr>
+      <w:r>
+        <w:t>tests/unit/test_migrations.py upgrades a scratch database to head and asserts Alembic's autogenerate comparator finds no difference from Base.metadata, so a model change without a revision fails the suite.</w:t>
+      </w:r>
+    </w:p>
+    <w:p>
+      <w:pPr>
+        <w:pStyle w:val="ListBullet"/>
+      </w:pPr>
+      <w:r>
+        <w:t>The E2E harness now also drops alembic_version when it resets farm_master_test, because drop_all only knows about mapped tables.</w:t>
+      </w:r>
+    </w:p>
     <w:sectPr>
       <w:pgSz w:w="12240" w:h="15840"/>
       <w:pgMar w:top="1440" w:right="1800" w:bottom="1440" w:left="1800" w:header="720" w:footer="720" w:gutter="0"/>

--- a/Farm_Master_SDD_Stage6.docx
+++ b/Farm_Master_SDD_Stage6.docx
@@ -2287,6 +2287,75 @@
         <w:t>The E2E harness now also drops alembic_version when it resets farm_master_test, because drop_all only knows about mapped tables.</w:t>
       </w:r>
     </w:p>
+    <w:p>
+      <w:pPr>
+        <w:pStyle w:val="Heading1"/>
+      </w:pPr>
+      <w:r>
+        <w:t>34. Reference Data: Regions, Fulfilment Centres, Crops, Unions (11 October 2026)</w:t>
+      </w:r>
+    </w:p>
+    <w:p>
+      <w:r>
+        <w:t>The CEO demo presents a national picture (four crops, 16 regional fulfilment centres, farmers outside Greater Accra) while the PRD pilot is maize in Tema. Brief sections 2A-2C resolve this as data, not code: everything is modelled and seeded, and the pilot is simply the active subset.</w:t>
+      </w:r>
+    </w:p>
+    <w:p>
+      <w:pPr>
+        <w:pStyle w:val="ListBullet"/>
+      </w:pPr>
+      <w:r>
+        <w:t>regions (16, Greater Accra active) and fulfilment_centres (one per region, Tema flagged is_hq and active; it cannot be deactivated).</w:t>
+      </w:r>
+    </w:p>
+    <w:p>
+      <w:pPr>
+        <w:pStyle w:val="ListBullet"/>
+      </w:pPr>
+      <w:r>
+        <w:t>crops + crop_varieties: Maize/Obatanpa (active for ordering), White Rice/Jasmine 85, Soybean/Jenguma, Tomato/Pectomech. reference_price_per_tonne pre-fills the buyer's target price (decision D2). Prices for the three inactive crops are PROVISIONAL, BUSINESS-UNCONFIRMED placeholders.</w:t>
+      </w:r>
+    </w:p>
+    <w:p>
+      <w:pPr>
+        <w:pStyle w:val="ListBullet"/>
+      </w:pPr>
+      <w:r>
+        <w:t>farmer_unions (name only; union management is Phase 2) and farmer_crops (the crops a farmer is registered to grow, the Phase 1 opportunity filter).</w:t>
+      </w:r>
+    </w:p>
+    <w:p>
+      <w:pPr>
+        <w:pStyle w:val="ListBullet"/>
+      </w:pPr>
+      <w:r>
+        <w:t>users gains region_id, farmer_union_id, buyer_type (institutional/private), mofa_verified and vendor_ownership (owned/third_party). All are nullable because internal staff have none of them.</w:t>
+      </w:r>
+    </w:p>
+    <w:p>
+      <w:pPr>
+        <w:pStyle w:val="ListBullet"/>
+      </w:pPr>
+      <w:r>
+        <w:t>app/reference.py seeds all of this idempotently and backfills the seeded accounts' profiles. profile_line() builds every portal header's 'Signed in as' text from real data.</w:t>
+      </w:r>
+    </w:p>
+    <w:p>
+      <w:pPr>
+        <w:pStyle w:val="ListBullet"/>
+      </w:pPr>
+      <w:r>
+        <w:t>The landing-page ledger is now computed by GET /api/public/stats instead of being hard-coded; revenue_streams_count is a new rate_config row.</w:t>
+      </w:r>
+    </w:p>
+    <w:p>
+      <w:pPr>
+        <w:pStyle w:val="ListBullet"/>
+      </w:pPr>
+      <w:r>
+        <w:t>Migration 0002_reference_data creates the buyertype/vendorownership ENUM types explicitly (add_column does not) and names its foreign keys so downgrade works.</w:t>
+      </w:r>
+    </w:p>
     <w:sectPr>
       <w:pgSz w:w="12240" w:h="15840"/>
       <w:pgMar w:top="1440" w:right="1800" w:bottom="1440" w:left="1800" w:header="720" w:footer="720" w:gutter="0"/>

--- a/Farm_Master_SDD_Stage6.docx
+++ b/Farm_Master_SDD_Stage6.docx
@@ -2356,6 +2356,120 @@
         <w:t>Migration 0002_reference_data creates the buyertype/vendorownership ENUM types explicitly (add_column does not) and names its foreign keys so downgrade works.</w:t>
       </w:r>
     </w:p>
+    <w:p>
+      <w:pPr>
+        <w:pStyle w:val="Heading1"/>
+      </w:pPr>
+      <w:r>
+        <w:t>35. Payments Behind a Provider Interface, Fee Rules and FM-#### Orders (11 October 2026)</w:t>
+      </w:r>
+    </w:p>
+    <w:p>
+      <w:r>
+        <w:t>Until this pass, POST /buyer/requirements/{id}/pay marked a mobile money payment SUCCESS synchronously (simulated), and card returned 501. The CEO demo brief (sections 2D and 5.1) requires a provider interface, a sandbox driver first, and pending-to-webhook confirmation, with the order never marked paid on the client side.</w:t>
+      </w:r>
+    </w:p>
+    <w:p>
+      <w:pPr>
+        <w:pStyle w:val="Heading2"/>
+      </w:pPr>
+      <w:r>
+        <w:t>35.1 PaymentProvider interface</w:t>
+      </w:r>
+    </w:p>
+    <w:p>
+      <w:pPr>
+        <w:pStyle w:val="ListBullet"/>
+      </w:pPr>
+      <w:r>
+        <w:t>app/payments/base.py defines initiate(InitiateRequest) -&gt; InitiateResult and parse_webhook(headers, body) -&gt; WebhookEvent. A driver can start a payment and verify a callback; it cannot mark anything paid.</w:t>
+      </w:r>
+    </w:p>
+    <w:p>
+      <w:pPr>
+        <w:pStyle w:val="ListBullet"/>
+      </w:pPr>
+      <w:r>
+        <w:t>app/payments/service.py is the only code that changes a payment's status. apply_webhook() runs only on a verified event, is idempotent (retried or late callbacks are no-ops), and fails the payment if the amount the provider reports differs from the expected fee.</w:t>
+      </w:r>
+    </w:p>
+    <w:p>
+      <w:pPr>
+        <w:pStyle w:val="ListBullet"/>
+      </w:pPr>
+      <w:r>
+        <w:t>Drivers: sandbox (default; HMAC-SHA256-signed webhooks), paystack (Charge API for MoMo, Transaction Initialize for card, HMAC-SHA512 signature check) and hubtel (Receive Money for MoMo, Online Checkout for card; Hubtel callbacks are unsigned, so the driver re-reads the transaction from the Transaction Status API and trusts only that). The Paystack and Hubtel drivers are written to the providers' published APIs and tested with a mocked HTTP transport only. They have NOT been run against live credentials, because the gateway choice is still open (PRD 1.1).</w:t>
+      </w:r>
+    </w:p>
+    <w:p>
+      <w:pPr>
+        <w:pStyle w:val="ListBullet"/>
+      </w:pPr>
+      <w:r>
+        <w:t>Selected by FARM_MASTER_PAYMENT_PROVIDER (sandbox | paystack | hubtel). The sandbox 'approve on phone' simulator endpoint exists only while the sandbox is active.</w:t>
+      </w:r>
+    </w:p>
+    <w:p>
+      <w:pPr>
+        <w:pStyle w:val="ListBullet"/>
+      </w:pPr>
+      <w:r>
+        <w:t>Payment options are labelled by current brand names: MTN MoMo, Telecel Cash (formerly Vodafone Cash), AT Money (formerly AirtelTigo Money), Card. The old method names (momo/vodafone/airteltigo/card) are still accepted.</w:t>
+      </w:r>
+    </w:p>
+    <w:p>
+      <w:pPr>
+        <w:pStyle w:val="Heading2"/>
+      </w:pPr>
+      <w:r>
+        <w:t>35.2 Commitment fee as a rule</w:t>
+      </w:r>
+    </w:p>
+    <w:p>
+      <w:r>
+        <w:t>commitment_fee_rules holds per_tonne or percent_of_value rules, each with a minimum. Exactly one is active, and creating a rule deactivates the previous one (audited). The seeded rule is PRD section 10's GHS 90 per tonne with a GHS 90 minimum, mathematically identical to the max(rate, qty x rate) it replaces, so no existing figure changed. The CEO demo's fixed GHS 1,800 is just a sample output (20 t under this rule). The old rate_config row buyer_commitment_fee_per_tonne is marked SUPERSEDED and edits to it return 409.</w:t>
+      </w:r>
+    </w:p>
+    <w:p>
+      <w:pPr>
+        <w:pStyle w:val="Heading2"/>
+      </w:pPr>
+      <w:r>
+        <w:t>35.3 Orders</w:t>
+      </w:r>
+    </w:p>
+    <w:p>
+      <w:pPr>
+        <w:pStyle w:val="ListBullet"/>
+      </w:pPr>
+      <w:r>
+        <w:t>buyer_requirements gains reference (FM-#### from the Postgres sequence buyer_requirement_ref_seq, starting at FM-1001; existing rows were backfilled in creation order), crop_variety_id, spec_notes and delivery_by (a real date validated against rate_config buyer_min_lead_time_days, default 28, PROVISIONAL).</w:t>
+      </w:r>
+    </w:p>
+    <w:p>
+      <w:pPr>
+        <w:pStyle w:val="ListBullet"/>
+      </w:pPr>
+      <w:r>
+        <w:t>RequirementStatus gains DELIVERED (the demo's last step). The stepper, badge and progress % are derived from status in app/orders.py, never stored: pending_payment 'Awaiting payment' 5%, matching 'Matching farmers' 20%, production 45%, aggregation 'Aggregating' 70%, shipment 'In transit' 90%, delivered 100%.</w:t>
+      </w:r>
+    </w:p>
+    <w:p>
+      <w:pPr>
+        <w:pStyle w:val="ListBullet"/>
+      </w:pPr>
+      <w:r>
+        <w:t>Price per tonne stays on the form (decision D2), pre-filled from the crop reference price.</w:t>
+      </w:r>
+    </w:p>
+    <w:p>
+      <w:pPr>
+        <w:pStyle w:val="ListBullet"/>
+      </w:pPr>
+      <w:r>
+        <w:t>Migration 0003_payments adds the enum value in an autocommit block, creates the sequence, and carries existing simulated payments over into the new provider/network columns.</w:t>
+      </w:r>
+    </w:p>
     <w:sectPr>
       <w:pgSz w:w="12240" w:h="15840"/>
       <w:pgMar w:top="1440" w:right="1800" w:bottom="1440" w:left="1800" w:header="720" w:footer="720" w:gutter="0"/>

--- a/Farm_Master_SDD_Stage6.docx
+++ b/Farm_Master_SDD_Stage6.docx
@@ -2470,6 +2470,51 @@
         <w:t>Migration 0003_payments adds the enum value in an autocommit block, creates the sequence, and carries existing simulated payments over into the new provider/network columns.</w:t>
       </w:r>
     </w:p>
+    <w:p>
+      <w:pPr>
+        <w:pStyle w:val="Heading1"/>
+      </w:pPr>
+      <w:r>
+        <w:t>36. Buyer Portal Page, Built to the CEO Demo (11 October 2026)</w:t>
+      </w:r>
+    </w:p>
+    <w:p>
+      <w:r>
+        <w:t>frontend/portal_buyer.html, served at /buyer, is the first of the portal pages built to the CEO demo (decision D8: vanilla HTML/CSS/JS on the shared design system, no framework). It reuses FM.portal() from components.js for the top bar, role check, sign-in fallback and 'Signed in as' line from GET /auth/me.</w:t>
+      </w:r>
+    </w:p>
+    <w:p>
+      <w:pPr>
+        <w:pStyle w:val="ListBullet"/>
+      </w:pPr>
+      <w:r>
+        <w:t>Nothing on the form is hard-coded: crops/varieties, the earliest delivery date, the reference price and the payment options come from GET /buyer/order-form, and the fee line is a live GET /buyer/fee-quote with the rule's own explanation.</w:t>
+      </w:r>
+    </w:p>
+    <w:p>
+      <w:pPr>
+        <w:pStyle w:val="ListBullet"/>
+      </w:pPr>
+      <w:r>
+        <w:t>Submitting creates the requirement (pending_payment, FM-#### reference) and opens the modal: choose network (+ MoMo number) -&gt; pending (polls GET /buyer/payments/{id} every 1.5s; sandbox shows Approve/Decline on phone buttons; card shows the provider checkout link) -&gt; Payment confirmed -&gt; Done inserts the order at the top with its detail row open and shows the demo toast. A failed payment offers Try again; Cancel leaves the order saved with a Pay action in its detail row.</w:t>
+      </w:r>
+    </w:p>
+    <w:p>
+      <w:pPr>
+        <w:pStyle w:val="ListBullet"/>
+      </w:pPr>
+      <w:r>
+        <w:t>Orders table: reference, crop, quantity, a status badge and a progress bar, all derived server-side. Rows expand on click, Enter or Space to show the five-step stepper plus variety, delivery date, price, fee and spec notes.</w:t>
+      </w:r>
+    </w:p>
+    <w:p>
+      <w:pPr>
+        <w:pStyle w:val="ListBullet"/>
+      </w:pPr>
+      <w:r>
+        <w:t>Verified at 390 / 820 / 1400px with scripts/responsive_check.py (no horizontal scroll) and clicked through end to end against the dev database.</w:t>
+      </w:r>
+    </w:p>
     <w:sectPr>
       <w:pgSz w:w="12240" w:h="15840"/>
       <w:pgMar w:top="1440" w:right="1800" w:bottom="1440" w:left="1800" w:header="720" w:footer="720" w:gutter="0"/>

--- a/Farm_Master_SDD_Stage6.docx
+++ b/Farm_Master_SDD_Stage6.docx
@@ -2515,6 +2515,54 @@
         <w:t>Verified at 390 / 820 / 1400px with scripts/responsive_check.py (no horizontal scroll) and clicked through end to end against the dev database.</w:t>
       </w:r>
     </w:p>
+    <w:p>
+      <w:pPr>
+        <w:pStyle w:val="Heading1"/>
+      </w:pPr>
+      <w:r>
+        <w:t>37. Fleet, Logistics Events, Aggregation and State Transitions (11 October 2026)</w:t>
+      </w:r>
+    </w:p>
+    <w:p>
+      <w:pPr>
+        <w:pStyle w:val="ListBullet"/>
+      </w:pPr>
+      <w:r>
+        <w:t>vehicles: code, type (tricycle/truck), home centre, status. dispatch_jobs and trunking_jobs gain a nullable vehicle_id; trunking_jobs also gain origin_centre_id. Dispatching marks the vehicle on_job, and delivery releases it unless it is still out on another job.</w:t>
+      </w:r>
+    </w:p>
+    <w:p>
+      <w:pPr>
+        <w:pStyle w:val="ListBullet"/>
+      </w:pPr>
+      <w:r>
+        <w:t>logistics_events: an append-only history (kind, job links, order, vehicle, centre, crop, tonnes, public_text, detail). app/fleet.py writes public_text at emit time from aggregate facts only (region, centre town, vehicle code, tonnes, crop), so the public feed can serve it verbatim without leaking a farmer's name or number. detail keeps the internal version.</w:t>
+      </w:r>
+    </w:p>
+    <w:p>
+      <w:pPr>
+        <w:pStyle w:val="ListBullet"/>
+      </w:pPr>
+      <w:r>
+        <w:t>Aggregation: fulfilment_intakes gain fulfilment_centre_id (the farmer's active regional centre, else Tema HQ) and crop_id (from the linked order, else the farmer's registered crop). Intakes are the per-centre, per-crop, per-day record, and today's figure is a query, not a separate table. The first non-reject intake against an order in production moves it to aggregation.</w:t>
+      </w:r>
+    </w:p>
+    <w:p>
+      <w:pPr>
+        <w:pStyle w:val="ListBullet"/>
+      </w:pPr>
+      <w:r>
+        <w:t>Order progression after aggregation (shipment, delivered) is an explicit logistics/ops action, POST /ops/requirements/{id}/advance.</w:t>
+      </w:r>
+    </w:p>
+    <w:p>
+      <w:pPr>
+        <w:pStyle w:val="ListBullet"/>
+      </w:pPr>
+      <w:r>
+        <w:t>app/state.py holds one ALLOWED table per status enum (buyer order, dispatch job, trunking job, opportunity, input order). transition() raises a 409 for anything else, and payment confirmation, matching assignment, dispatch, delivery, trunking and intake now all go through it.</w:t>
+      </w:r>
+    </w:p>
     <w:sectPr>
       <w:pgSz w:w="12240" w:h="15840"/>
       <w:pgMar w:top="1440" w:right="1800" w:bottom="1440" w:left="1800" w:header="720" w:footer="720" w:gutter="0"/>

--- a/Farm_Master_SDD_Stage6.docx
+++ b/Farm_Master_SDD_Stage6.docx
@@ -2563,6 +2563,19 @@
         <w:t>app/state.py holds one ALLOWED table per status enum (buyer order, dispatch job, trunking job, opportunity, input order). transition() raises a 409 for anything else, and payment confirmation, matching assignment, dispatch, delivery, trunking and intake now all go through it.</w:t>
       </w:r>
     </w:p>
+    <w:p>
+      <w:pPr>
+        <w:pStyle w:val="Heading1"/>
+      </w:pPr>
+      <w:r>
+        <w:t>38. Public Landing Page (11 October 2026)</w:t>
+      </w:r>
+    </w:p>
+    <w:p>
+      <w:r>
+        <w:t>frontend/portal_overview.html, served at /, rebuilds the demo's Overview screen. The hero copy and the four-step 'How it works' panel are taken from the demo. The ledger values (portals, fulfilment centres, revenue streams, head office) come from GET /api/public/stats, and the head-office town also fills the 'trunk them to ...' step. The portal cards link to /farmer, /buyer and /marketplace, each of which shows sign-in with a register link when signed out. The ticker uses FM.ticker on GET /api/public/activity: 5s rotation, 60s refresh, text swapped without fading under prefers-reduced-motion, and a neutral placeholder line until the fleet has produced events. Verified at 390/820/1400px.</w:t>
+      </w:r>
+    </w:p>
     <w:sectPr>
       <w:pgSz w:w="12240" w:h="15840"/>
       <w:pgMar w:top="1440" w:right="1800" w:bottom="1440" w:left="1800" w:header="720" w:footer="720" w:gutter="0"/>

--- a/Farm_Master_SDD_Stage6.docx
+++ b/Farm_Master_SDD_Stage6.docx
@@ -2576,6 +2576,62 @@
         <w:t>frontend/portal_overview.html, served at /, rebuilds the demo's Overview screen. The hero copy and the four-step 'How it works' panel are taken from the demo. The ledger values (portals, fulfilment centres, revenue streams, head office) come from GET /api/public/stats, and the head-office town also fills the 'trunk them to ...' step. The portal cards link to /farmer, /buyer and /marketplace, each of which shows sign-in with a register link when signed out. The ticker uses FM.ticker on GET /api/public/activity: 5s rotation, 60s refresh, text swapped without fading under prefers-reduced-motion, and a neutral placeholder line until the fleet has produced events. Verified at 390/820/1400px.</w:t>
       </w:r>
     </w:p>
+    <w:p>
+      <w:pPr>
+        <w:pStyle w:val="Heading1"/>
+      </w:pPr>
+      <w:r>
+        <w:t>39. Farmer Matching, Formula Steps, Agronomist Tasks and the Wallet Ledger (11 October 2026)</w:t>
+      </w:r>
+    </w:p>
+    <w:p>
+      <w:pPr>
+        <w:pStyle w:val="ListBullet"/>
+      </w:pPr>
+      <w:r>
+        <w:t>Matching (app/matching.py): opportunities gain crop_id, region_id and delivery_by, stamped by the Matching Queue from the requirement's variety, the farmer's region and the requirement's date. The Phase 1 rule shows an opportunity when it is assigned to the farmer, or unassigned with a NULL-or-equal region and a NULL-or-registered crop. This also fixes a pre-existing leak: GET /farmer/opportunities used to return opportunities assigned to other farmers.</w:t>
+      </w:r>
+    </w:p>
+    <w:p>
+      <w:pPr>
+        <w:pStyle w:val="ListBullet"/>
+      </w:pPr>
+      <w:r>
+        <w:t>Opportunity stepper: open -&gt; Matched; accepted -&gt; In production; accepted with a harvest pickup or an order at aggregation or later -&gt; Harvest &amp; delivery.</w:t>
+      </w:r>
+    </w:p>
+    <w:p>
+      <w:pPr>
+        <w:pStyle w:val="ListBullet"/>
+      </w:pPr>
+      <w:r>
+        <w:t>Formula steps: formula_steps rows per requirement, authored by agronomy. Until saved, the draft is the variety's default_formula_steps template (seeded from the CEO demo text, week placeholders filled from the formula plan) plus the buyer's spec notes. Once accepted, the farmer also sees their own computed input quantities.</w:t>
+      </w:r>
+    </w:p>
+    <w:p>
+      <w:pPr>
+        <w:pStyle w:val="ListBullet"/>
+      </w:pPr>
+      <w:r>
+        <w:t>Acceptance side effects: an agronomist_tasks row with due_at = now + agronomist_task_sla_hours (48, PROVISIONAL), an in-app Notification (new type opportunity_accepted) and a simulated SMS in ussd_sms_logs. Commitments confirmation is still required (decision D5).</w:t>
+      </w:r>
+    </w:p>
+    <w:p>
+      <w:pPr>
+        <w:pStyle w:val="ListBullet"/>
+      </w:pPr>
+      <w:r>
+        <w:t>Wallet ledger (decision D4): wallet_ledger is append-only, with (farmer, source, reference) unique. sync_farmer_ledger() posts what the farmer's records imply: estimated settlement credits (accepted tonnes x price x (1 - trading margin)), input-order debits and reversal credits for declined orders, and a logistics fee debit per delivered dispatch job. Estimated payout = settlement - input costs - logistics fees. The actual, delivery-and-grade-based settlement is unchanged on GET /farmer/wallet.</w:t>
+      </w:r>
+    </w:p>
+    <w:p>
+      <w:pPr>
+        <w:pStyle w:val="ListBullet"/>
+      </w:pPr>
+      <w:r>
+        <w:t>Migration 0005_farmer adds the two notificationtype values via ALTER TYPE (they can't be dropped on downgrade).</w:t>
+      </w:r>
+    </w:p>
     <w:sectPr>
       <w:pgSz w:w="12240" w:h="15840"/>
       <w:pgMar w:top="1440" w:right="1800" w:bottom="1440" w:left="1800" w:header="720" w:footer="720" w:gutter="0"/>

--- a/Farm_Master_SDD_Stage6.docx
+++ b/Farm_Master_SDD_Stage6.docx
@@ -2632,6 +2632,19 @@
         <w:t>Migration 0005_farmer adds the two notificationtype values via ALTER TYPE (they can't be dropped on downgrade).</w:t>
       </w:r>
     </w:p>
+    <w:p>
+      <w:pPr>
+        <w:pStyle w:val="Heading1"/>
+      </w:pPr>
+      <w:r>
+        <w:t>40. Farmer Portal Page, Built to the CEO Demo (11 October 2026)</w:t>
+      </w:r>
+    </w:p>
+    <w:p>
+      <w:r>
+        <w:t>frontend/portal_farmer.html at /farmer: the demo's two-column layout (matched opportunities list and production-formula detail) above the Wallet &amp; settlement card. Rows are buttons in a listbox (keyboard accessible) showing the crop icon from the SVG set, '{crop} - {qty} tonnes', the buyer, the region and 'Delivery in N weeks' from the real delivery date. The detail panel shows grade, price and variety, the server-derived stepper and the formula checklist. Accept opens a one-step confirmation of the four existing commitments (decision D5) and then shows the demo's toast '{Crop} opportunity accepted - agronomist will contact you within 48 hours.' The wallet card reads GET /farmer/wallet/summary. Links lead to the marketplace, harvest pickup, milestones/messaging and the full statement. Verified at 390/820/1400px and through a scripted accept in headless Chromium.</w:t>
+      </w:r>
+    </w:p>
     <w:sectPr>
       <w:pgSz w:w="12240" w:h="15840"/>
       <w:pgMar w:top="1440" w:right="1800" w:bottom="1440" w:left="1800" w:header="720" w:footer="720" w:gutter="0"/>

--- a/Farm_Master_SDD_Stage6.docx
+++ b/Farm_Master_SDD_Stage6.docx
@@ -2645,6 +2645,62 @@
         <w:t>frontend/portal_farmer.html at /farmer: the demo's two-column layout (matched opportunities list and production-formula detail) above the Wallet &amp; settlement card. Rows are buttons in a listbox (keyboard accessible) showing the crop icon from the SVG set, '{crop} - {qty} tonnes', the buyer, the region and 'Delivery in N weeks' from the real delivery date. The detail panel shows grade, price and variety, the server-derived stepper and the formula checklist. Accept opens a one-step confirmation of the four existing commitments (decision D5) and then shows the demo's toast '{Crop} opportunity accepted - agronomist will contact you within 48 hours.' The wallet card reads GET /farmer/wallet/summary. Links lead to the marketplace, harvest pickup, milestones/messaging and the full statement. Verified at 390/820/1400px and through a scripted accept in headless Chromium.</w:t>
       </w:r>
     </w:p>
+    <w:p>
+      <w:pPr>
+        <w:pStyle w:val="Heading1"/>
+      </w:pPr>
+      <w:r>
+        <w:t>41. Marketplace on Listings (11 October 2026)</w:t>
+      </w:r>
+    </w:p>
+    <w:p>
+      <w:pPr>
+        <w:pStyle w:val="ListBullet"/>
+      </w:pPr>
+      <w:r>
+        <w:t>Decision D1: listings (vendor-managed, admin-approved, with images) are the single marketplace catalogue. New columns: kind, pricing_basis, formula_input_type, service_code, icon. Older listings get their kind from their category and their basis from the unit text.</w:t>
+      </w:r>
+    </w:p>
+    <w:p>
+      <w:pPr>
+        <w:pStyle w:val="ListBullet"/>
+      </w:pPr>
+      <w:r>
+        <w:t>Orders reuse input_orders / input_order_lines so reconciliation, the wallet, vendor payout, the handoff stepper and dispatch keep working unchanged. A line references either a legacy product or a listing, and equipment/service lines carry requested_date. One cart becomes one order per vendor, grouped by checkout_ref.</w:t>
+      </w:r>
+    </w:p>
+    <w:p>
+      <w:pPr>
+        <w:pStyle w:val="ListBullet"/>
+      </w:pPr>
+      <w:r>
+        <w:t>Placement (app/marketplace.py) reserves quantity_available on stock-tracked inputs (the listing goes OUT_OF_STOCK at zero and back to ACTIVE when a decline restores it), posts the debit via the wallet ledger sync, creates an agronomist_tasks FARM_VISIT due 09:00 on the requested date for each visit bought (brief 2F), notifies each vendor and writes an audit entry.</w:t>
+      </w:r>
+    </w:p>
+    <w:p>
+      <w:pPr>
+        <w:pStyle w:val="ListBullet"/>
+      </w:pPr>
+      <w:r>
+        <w:t>Deliberate deviation from brief 6.1: placing an order does not create the logistics job directly. The Stage 3/6 vendor confirmation step is kept, and confirming creates the job, so a vendor can still decline (out of stock, no capacity). This is listed as an open question for the CEO.</w:t>
+      </w:r>
+    </w:p>
+    <w:p>
+      <w:pPr>
+        <w:pStyle w:val="ListBullet"/>
+      </w:pPr>
+      <w:r>
+        <w:t>Seed: the demo's nine items. The three inputs belong to Kwame's Agro Supplies (third-party); equipment and services, including the agronomist visit, belong to a new Farm Master-owned vendor, Farm Master Services.</w:t>
+      </w:r>
+    </w:p>
+    <w:p>
+      <w:pPr>
+        <w:pStyle w:val="ListBullet"/>
+      </w:pPr>
+      <w:r>
+        <w:t>Logistics events describe marketplace deliveries generically (category name, 'rented equipment', 'a service crew') so the public feed stays anonymised.</w:t>
+      </w:r>
+    </w:p>
     <w:sectPr>
       <w:pgSz w:w="12240" w:h="15840"/>
       <w:pgMar w:top="1440" w:right="1800" w:bottom="1440" w:left="1800" w:header="720" w:footer="720" w:gutter="0"/>

--- a/Farm_Master_SDD_Stage6.docx
+++ b/Farm_Master_SDD_Stage6.docx
@@ -2701,6 +2701,19 @@
         <w:t>Logistics events describe marketplace deliveries generically (category name, 'rented equipment', 'a service crew') so the public feed stays anonymised.</w:t>
       </w:r>
     </w:p>
+    <w:p>
+      <w:pPr>
+        <w:pStyle w:val="Heading1"/>
+      </w:pPr>
+      <w:r>
+        <w:t>42. Marketplace Page, Built to the CEO Demo (11 October 2026)</w:t>
+      </w:r>
+    </w:p>
+    <w:p>
+      <w:r>
+        <w:t>frontend/portal_marketplace.html at /marketplace is the demo's 'Vendor Portal' tab, which brief 2E treats as the farmer-facing marketplace, so it requires a farmer sign-in. The vendor's own back-office stays at /vendor-dashboard-flow and is linked from the page. Tabs come from the API. Cards show the title, vendor (marked when Farm Master-owned), price + unit, stock where tracked, and a photo or the stroke icon. The cart improves on the demo with a +/- qty stepper, grouping by vendor when the cart spans several, and a 'Needed on' date for equipment and services (validated again server-side). It persists in this browser's localStorage only until Place order. Placing the order shows the server's message ('Order routed to Farm Master logistics - estimated farm-gate delivery in {N} days.'), clears the cart and reloads stock. Verified at 390/820/1400px and through a scripted two-vendor order in headless Chromium.</w:t>
+      </w:r>
+    </w:p>
     <w:sectPr>
       <w:pgSz w:w="12240" w:h="15840"/>
       <w:pgMar w:top="1440" w:right="1800" w:bottom="1440" w:left="1800" w:header="720" w:footer="720" w:gutter="0"/>

--- a/Farm_Master_SDD_Stage6.docx
+++ b/Farm_Master_SDD_Stage6.docx
@@ -2714,6 +2714,19 @@
         <w:t>frontend/portal_marketplace.html at /marketplace is the demo's 'Vendor Portal' tab, which brief 2E treats as the farmer-facing marketplace, so it requires a farmer sign-in. The vendor's own back-office stays at /vendor-dashboard-flow and is linked from the page. Tabs come from the API. Cards show the title, vendor (marked when Farm Master-owned), price + unit, stock where tracked, and a photo or the stroke icon. The cart improves on the demo with a +/- qty stepper, grouping by vendor when the cart spans several, and a 'Needed on' date for equipment and services (validated again server-side). It persists in this browser's localStorage only until Place order. Placing the order shows the server's message ('Order routed to Farm Master logistics - estimated farm-gate delivery in {N} days.'), clears the cart and reloads stock. Verified at 390/820/1400px and through a scripted two-vendor order in headless Chromium.</w:t>
       </w:r>
     </w:p>
+    <w:p>
+      <w:pPr>
+        <w:pStyle w:val="Heading1"/>
+      </w:pPr>
+      <w:r>
+        <w:t>43. Retiring the Product Catalogue Into Listings (11 October 2026)</w:t>
+      </w:r>
+    </w:p>
+    <w:p>
+      <w:r>
+        <w:t>This completes decision D1. migrate_products_to_listings() (run by the seed, idempotent) copies every product into an ACTIVE listing (kind input; category, formula input type and stock carried over; unit rendered as 'per {unit}'), records the link on products.listing_id (migration 0007) and zeroes the product's stock, so stock lives in one place. Historic input_order_lines keep their product_id. The Order Inputs screen's real value, pre-filling quantities from the production formula, moved to GET /farmer/marketplace/formula-prefill and a banner on /marketplace (auto-applied when arriving from the old /order-inputs-flow URL). Marketplace orders carry production_formula_id, so Order Reconciliation and the farmer wallet still attribute input costs to the right buyer order. The retired write endpoints return 410 rather than disappearing, so any old client gets a clear pointer.</w:t>
+      </w:r>
+    </w:p>
     <w:sectPr>
       <w:pgSz w:w="12240" w:h="15840"/>
       <w:pgMar w:top="1440" w:right="1800" w:bottom="1440" w:left="1800" w:header="720" w:footer="720" w:gutter="0"/>

--- a/Farm_Master_SDD_Stage6.docx
+++ b/Farm_Master_SDD_Stage6.docx
@@ -2727,6 +2727,19 @@
         <w:t>This completes decision D1. migrate_products_to_listings() (run by the seed, idempotent) copies every product into an ACTIVE listing (kind input; category, formula input type and stock carried over; unit rendered as 'per {unit}'), records the link on products.listing_id (migration 0007) and zeroes the product's stock, so stock lives in one place. Historic input_order_lines keep their product_id. The Order Inputs screen's real value, pre-filling quantities from the production formula, moved to GET /farmer/marketplace/formula-prefill and a banner on /marketplace (auto-applied when arriving from the old /order-inputs-flow URL). Marketplace orders carry production_formula_id, so Order Reconciliation and the farmer wallet still attribute input costs to the right buyer order. The retired write endpoints return 410 rather than disappearing, so any old client gets a clear pointer.</w:t>
       </w:r>
     </w:p>
+    <w:p>
+      <w:pPr>
+        <w:pStyle w:val="Heading1"/>
+      </w:pPr>
+      <w:r>
+        <w:t>44. Portal E2E Suite and Touch-Target Fixes (11 October 2026)</w:t>
+      </w:r>
+    </w:p>
+    <w:p>
+      <w:r>
+        <w:t>tests/e2e/test_ceo_demo_portals_e2e.py drives every interaction in the brief's section 9 checklist against a live uvicorn + Playwright server on a freshly migrated and seeded farm_master_test: portal switching and landing CTAs; buyer submit -&gt; payment modal -&gt; sandbox approval -&gt; success -&gt; new order row expanded, then collapse and expand; farmer select and accept with commitments, the exact toast and wallet change; marketplace tabs, add, remove, qty stepper and place order with the exact toast. Each portal is also checked at 375/768/1280px for horizontal overflow and the existing 44px touch-target rule. The suite found three real defects, all fixed: compact demo controls below 44px (now with 44px hit areas in components.css), a startup crash on a fresh database under a cp1252 Windows console (a seed print containing the cedi sign), and the marketplace Place order handler being lost after in-page sign-in.</w:t>
+      </w:r>
+    </w:p>
     <w:sectPr>
       <w:pgSz w:w="12240" w:h="15840"/>
       <w:pgMar w:top="1440" w:right="1800" w:bottom="1440" w:left="1800" w:header="720" w:footer="720" w:gutter="0"/>

--- a/Farm_Master_SDD_Stage6.docx
+++ b/Farm_Master_SDD_Stage6.docx
@@ -2740,6 +2740,19 @@
         <w:t>tests/e2e/test_ceo_demo_portals_e2e.py drives every interaction in the brief's section 9 checklist against a live uvicorn + Playwright server on a freshly migrated and seeded farm_master_test: portal switching and landing CTAs; buyer submit -&gt; payment modal -&gt; sandbox approval -&gt; success -&gt; new order row expanded, then collapse and expand; farmer select and accept with commitments, the exact toast and wallet change; marketplace tabs, add, remove, qty stepper and place order with the exact toast. Each portal is also checked at 375/768/1280px for horizontal overflow and the existing 44px touch-target rule. The suite found three real defects, all fixed: compact demo controls below 44px (now with 44px hit areas in components.css), a startup crash on a fresh database under a cp1252 Windows console (a seed print containing the cedi sign), and the marketplace Place order handler being lost after in-page sign-in.</w:t>
       </w:r>
     </w:p>
+    <w:p>
+      <w:pPr>
+        <w:pStyle w:val="Heading1"/>
+      </w:pPr>
+      <w:r>
+        <w:t>45. Static Shareable Preview and Status (11 October 2026)</w:t>
+      </w:r>
+    </w:p>
+    <w:p>
+      <w:r>
+        <w:t>The full app needs PostgreSQL and a Python server, so it can't run on a free static host. scripts/build_static_demo.py produces a separate preview: it signs in to a running app as the demo accounts, captures the exact JSON the four portal pages read, rewrites their links to static files, and adds scripts/static_demo/mock-api.js. The mock answers the same fetch calls from that snapshot and simulates the actions (requirement + sandbox payment, opportunity acceptance with the wallet change, marketplace order) in memory. A banner states that no payments are real and nothing is saved, and links to screens outside the preview show a toast instead of a broken page. It is published at https://claude.ai/artifact/VJ3eaUesdjfFBKRhtPQvQX (private until shared). It's a sales preview, not the system of record. Implementation status and open questions are kept in docs/ceo-demo-gap-report.md.</w:t>
+      </w:r>
+    </w:p>
     <w:sectPr>
       <w:pgSz w:w="12240" w:h="15840"/>
       <w:pgMar w:top="1440" w:right="1800" w:bottom="1440" w:left="1800" w:header="720" w:footer="720" w:gutter="0"/>

--- a/Farm_Master_SDD_Stage6.docx
+++ b/Farm_Master_SDD_Stage6.docx
@@ -2753,6 +2753,44 @@
         <w:t>The full app needs PostgreSQL and a Python server, so it can't run on a free static host. scripts/build_static_demo.py produces a separate preview: it signs in to a running app as the demo accounts, captures the exact JSON the four portal pages read, rewrites their links to static files, and adds scripts/static_demo/mock-api.js. The mock answers the same fetch calls from that snapshot and simulates the actions (requirement + sandbox payment, opportunity acceptance with the wallet change, marketplace order) in memory. A banner states that no payments are real and nothing is saved, and links to screens outside the preview show a toast instead of a broken page. It is published at https://claude.ai/artifact/VJ3eaUesdjfFBKRhtPQvQX (private until shared). It's a sales preview, not the system of record. Implementation status and open questions are kept in docs/ceo-demo-gap-report.md.</w:t>
       </w:r>
     </w:p>
+    <w:p>
+      <w:pPr>
+        <w:pStyle w:val="Heading1"/>
+      </w:pPr>
+      <w:r>
+        <w:t>46. Public Preview via Cloudflare Quick Tunnel (13 October 2026)</w:t>
+      </w:r>
+    </w:p>
+    <w:p>
+      <w:r>
+        <w:t>Purpose: a working public HTTPS link to the live app for phones and remote reviewers, with no Cloudflare account. The portals and API are already one origin (FastAPI serves frontend/ under /static and every portal route), so one tunnel to 127.0.0.1:8000 carries everything, with no CORS or hard-coded localhost URLs to rewrite.</w:t>
+      </w:r>
+    </w:p>
+    <w:p>
+      <w:r>
+        <w:t>Runtime: Stage 6 Build/start-preview.ps1 (with a start-preview.sh wrapper) stops any earlier run, starts PostgreSQL if needed, runs scripts/preview_accounts.py, then starts uvicorn on 127.0.0.1:8000 (no reload, proxy headers trusted only from 127.0.0.1) and cloudflared tunnel --url. Both run as detached processes created through WMI, so they outlive the starting shell. -Install registers a FarmMasterPreview Windows sign-in task. Runtime state (JWT secret, rotated logins, logs, the current link) is in the git-ignored .preview/ folder.</w:t>
+      </w:r>
+    </w:p>
+    <w:p>
+      <w:r>
+        <w:t>Security model (app/preview.py, FARM_MASTER_PUBLIC_PREVIEW=1): /docs, /redoc and /openapi.json are disabled. CORS allows no cross-origin callers unless FARM_MASTER_CORS_ORIGINS lists them. At startup, after migrations and seeding, the app refuses to run if the JWT secret is the dev default or shorter than 32 characters, or if any active account's password matches a known weak value (password123, password, admin123). preview_accounts.py gives each such account a random 16-character password and keeps it across restarts. Sign-in and RBAC are unchanged: every portal still requires password + one-time code, and every data endpoint checks the role.</w:t>
+      </w:r>
+    </w:p>
+    <w:p>
+      <w:r>
+        <w:t>Frontend changes: the 23 *-flow pages no longer pre-fill password123, and the vendor flow's “simulate Super Admin approval” shortcut prompts for the admin password instead of embedding it.</w:t>
+      </w:r>
+    </w:p>
+    <w:p>
+      <w:r>
+        <w:t>Database exposure: pg_hba.conf only accepts 127.0.0.1/::1, and listen_addresses on the local PostgreSQL 17 instance was changed from '*' to 'localhost' (this takes effect when the service next restarts). The tunnel only forwards port 8000. There are no schema changes in this section, so docs/database-schema.md is unchanged.</w:t>
+      </w:r>
+    </w:p>
+    <w:p>
+      <w:r>
+        <w:t>Known limitation: the one-time code is still returned to the browser because email/SMS delivery isn't integrated yet (PRD Section 12), so on the public link the strong password is the only real login factor. Quick Tunnel links change on every restart. A permanent link needs a Cloudflare account, the farmmaster.com.gh DNS zone on Cloudflare, and a named tunnel (optionally behind Cloudflare Access).</w:t>
+      </w:r>
+    </w:p>
     <w:sectPr>
       <w:pgSz w:w="12240" w:h="15840"/>
       <w:pgMar w:top="1440" w:right="1800" w:bottom="1440" w:left="1800" w:header="720" w:footer="720" w:gutter="0"/>

--- a/Farm_Master_SDD_Stage6.docx
+++ b/Farm_Master_SDD_Stage6.docx
@@ -2791,6 +2791,11 @@
         <w:t>Known limitation: the one-time code is still returned to the browser because email/SMS delivery isn't integrated yet (PRD Section 12), so on the public link the strong password is the only real login factor. Quick Tunnel links change on every restart. A permanent link needs a Cloudflare account, the farmmaster.com.gh DNS zone on Cloudflare, and a named tunnel (optionally behind Cloudflare Access).</w:t>
       </w:r>
     </w:p>
+    <w:p>
+      <w:r>
+        <w:t>One-click sign-in (added 13 October 2026, at the owner's request): with FARM_MASTER_DEMO_PREFILL=1, which the preview launcher sets, _flow_page injects window.FM_DEMO_LOGINS (read from the git-ignored .preview/credentials.txt on each request) before the page's first script. It also injects a small observer that presses the pre-filled #otpBtn once, at most every 3 seconds. Flow pages read their default account's password from it, and FM.signIn pre-fills the password and auto-submits the on-screen code. Every portal, Super Admin included, is therefore one click for anyone holding the link; RBAC on the endpoints is unchanged. /static responses now carry Cache-Control: no-cache so devices pick up asset changes. start-preview -AppOnly restarts the API without changing the tunnel link.</w:t>
+      </w:r>
+    </w:p>
     <w:sectPr>
       <w:pgSz w:w="12240" w:h="15840"/>
       <w:pgMar w:top="1440" w:right="1800" w:bottom="1440" w:left="1800" w:header="720" w:footer="720" w:gutter="0"/>

--- a/Farm_Master_SDD_Stage6.docx
+++ b/Farm_Master_SDD_Stage6.docx
@@ -2796,6 +2796,34 @@
         <w:t>One-click sign-in (added 13 October 2026, at the owner's request): with FARM_MASTER_DEMO_PREFILL=1, which the preview launcher sets, _flow_page injects window.FM_DEMO_LOGINS (read from the git-ignored .preview/credentials.txt on each request) before the page's first script. It also injects a small observer that presses the pre-filled #otpBtn once, at most every 3 seconds. Flow pages read their default account's password from it, and FM.signIn pre-fills the password and auto-submits the on-screen code. Every portal, Super Admin included, is therefore one click for anyone holding the link; RBAC on the endpoints is unchanged. /static responses now carry Cache-Control: no-cache so devices pick up asset changes. start-preview -AppOnly restarts the API without changing the tunnel link.</w:t>
       </w:r>
     </w:p>
+    <w:p>
+      <w:r>
+        <w:t>Permanent link (13 October 2026): https://farm-master.doeemmanuel07.workers.dev is a Cloudflare Worker (preview-worker/) on the free plan. It reads the current Quick Tunnel address from Workers KV (key tunnel_url) and forwards each request there, with no-follow redirects and absolute redirect Locations rewritten to the Worker's own address. start-preview writes the key whenever a new tunnel starts and deletes it on -Stop, so the Worker then returns a 503 'offline' page. At the owner's request the link is open to anyone who has it, with one-click sign-in. A Cloudflare Zero Trust (free) organisation exists, so the Worker can be put behind Access later. The app also supports FARM_MASTER_PROXY_SECRET: when it is set together with the Worker's PROXY_SECRET, requests arriving through Cloudflare without the secret get a 403. It is currently unset.</w:t>
+      </w:r>
+    </w:p>
+    <w:p>
+      <w:pPr>
+        <w:pStyle w:val="Heading1"/>
+      </w:pPr>
+      <w:r>
+        <w:t>47. Stakeholder Feedback on Every Page (13 October 2026)</w:t>
+      </w:r>
+    </w:p>
+    <w:p>
+      <w:r>
+        <w:t>Purpose: let stakeholders reviewing the public preview leave recommendations in place, on the page they are looking at. _flow_page appends assets/feedback.js to every HTML page it serves (Overview, the four portals, all *-flow screens, /feedback). The script is self-contained (the flow pages don't load components.js) and shows a 44px floating Feedback button with an accessible dialog: type (suggestion, problem, question, praise), message (3 to 2000 characters) and an optional name, remembered per browser.</w:t>
+      </w:r>
+    </w:p>
+    <w:p>
+      <w:r>
+        <w:t>API and data: POST /api/feedback is unauthenticated, so anyone with the link can comment. If the farmmaster_session token is valid, the author's user id and role are recorded. The portal is derived server-side from the page path, and posts are limited to 30 per hour per client address (CF-Connecting-IP when proxied). GET /api/feedback and GET /api/feedback/export.csv are Super Admin only, and /feedback is the inbox page (portal filter, CSV download). New table feedback (id, portal, page, category, message, name, user_id FK users, user_role, created_at), migration 0008_feedback; docs/database-schema.md regenerated.</w:t>
+      </w:r>
+    </w:p>
+    <w:p>
+      <w:r>
+        <w:t>Verified: tests/api/test_feedback.py (11 tests: anonymous and signed-in posts, validation, portal mapping, RBAC on read/export, rate limit, button present on every page); the CEO demo portal e2e suite still passes (8) with the button in place; manual check on the permanent link and locally (post, then read in /feedback).</w:t>
+      </w:r>
+    </w:p>
     <w:sectPr>
       <w:pgSz w:w="12240" w:h="15840"/>
       <w:pgMar w:top="1440" w:right="1800" w:bottom="1440" w:left="1800" w:header="720" w:footer="720" w:gutter="0"/>
